--- a/dosyalar/sinif-dosyasi/arapca-7-sinif-dosyasi.docx
+++ b/dosyalar/sinif-dosyasi/arapca-7-sinif-dosyasi.docx
@@ -102,7 +102,7 @@
                 <w:szCs w:val="34"/>
                 <w:rtl/>
               </w:rPr>
-              <w:t xml:space="preserve">مِلَفُّ الصَّفِّ</w:t>
+              <w:t xml:space="preserve">مِلَفُّ الصَّفِّ</w:t>
             </w:r>
           </w:p>
           <w:p>
@@ -10268,7 +10268,7 @@
                 <w:szCs w:val="28"/>
                 <w:rtl/>
               </w:rPr>
-              <w:t xml:space="preserve">اَلسَّلَامُ عَلَيْكُمْ</w:t>
+              <w:t xml:space="preserve">اَلسَّلَامُ عَلَيْكُمْ</w:t>
             </w:r>
           </w:p>
         </w:tc>
@@ -10365,7 +10365,7 @@
                 <w:szCs w:val="28"/>
                 <w:rtl/>
               </w:rPr>
-              <w:t xml:space="preserve">اِفْتَحُوا الْكِتَابَ</w:t>
+              <w:t xml:space="preserve">اِفْتَحُوا الكِتَابَ</w:t>
             </w:r>
           </w:p>
         </w:tc>
@@ -10462,7 +10462,7 @@
                 <w:szCs w:val="28"/>
                 <w:rtl/>
               </w:rPr>
-              <w:t xml:space="preserve">اُنْظُرُوا إِلَى السَّبُّورَةِ</w:t>
+              <w:t xml:space="preserve">اُنْظُرُوا إِلَى السَّبُّورَةِ</w:t>
             </w:r>
           </w:p>
         </w:tc>
@@ -10559,7 +10559,7 @@
                 <w:szCs w:val="28"/>
                 <w:rtl/>
               </w:rPr>
-              <w:t xml:space="preserve">اِسْتَمِعُوا جَيِّدًا</w:t>
+              <w:t xml:space="preserve">اِسْتَمِعُوا جَيِّدًا</w:t>
             </w:r>
           </w:p>
         </w:tc>
@@ -10850,7 +10850,7 @@
                 <w:szCs w:val="28"/>
                 <w:rtl/>
               </w:rPr>
-              <w:t xml:space="preserve">أَعِدْ مَرَّةً أُخْرَى</w:t>
+              <w:t xml:space="preserve">أَعِدْ مَرَّةً أُخْرَى</w:t>
             </w:r>
           </w:p>
         </w:tc>
@@ -11141,7 +11141,7 @@
                 <w:szCs w:val="28"/>
                 <w:rtl/>
               </w:rPr>
-              <w:t xml:space="preserve">اُكْتُبُوا فِي الدَّفْتَرِ</w:t>
+              <w:t xml:space="preserve">اُكْتُبُوا فِي الدَّفْتَرِ</w:t>
             </w:r>
           </w:p>
         </w:tc>
@@ -11432,7 +11432,7 @@
                 <w:szCs w:val="28"/>
                 <w:rtl/>
               </w:rPr>
-              <w:t xml:space="preserve">اَلْوَاجِبُ لِلْغَدِ</w:t>
+              <w:t xml:space="preserve">اَلوَاجِبُ لِلْغَدِ</w:t>
             </w:r>
           </w:p>
         </w:tc>
@@ -11529,7 +11529,7 @@
                 <w:szCs w:val="28"/>
                 <w:rtl/>
               </w:rPr>
-              <w:t xml:space="preserve">اِنْتَهَى الدَّرْسُ</w:t>
+              <w:t xml:space="preserve">اِنْتَهَى الدَّرْسُ</w:t>
             </w:r>
           </w:p>
         </w:tc>
@@ -15450,7 +15450,7 @@
                 <w:szCs w:val="28"/>
                 <w:rtl/>
               </w:rPr>
-              <w:t xml:space="preserve">مُمَرِّضَةٌ</w:t>
+              <w:t xml:space="preserve">مُمَرِّضَةٌ</w:t>
             </w:r>
           </w:p>
         </w:tc>
@@ -15824,7 +15824,7 @@
                 <w:szCs w:val="28"/>
                 <w:rtl/>
               </w:rPr>
-              <w:t xml:space="preserve">فَلَّاحٌ</w:t>
+              <w:t xml:space="preserve">فَلَّاحٌ</w:t>
             </w:r>
           </w:p>
         </w:tc>
@@ -21090,7 +21090,7 @@
                 <w:szCs w:val="28"/>
                 <w:rtl/>
               </w:rPr>
-              <w:t xml:space="preserve">حَجٌّ</w:t>
+              <w:t xml:space="preserve">حَجٌّ</w:t>
             </w:r>
           </w:p>
         </w:tc>

--- a/dosyalar/sinif-dosyasi/arapca-7-sinif-dosyasi.docx
+++ b/dosyalar/sinif-dosyasi/arapca-7-sinif-dosyasi.docx
@@ -94,7 +94,7 @@
             </w:pPr>
             <w:r>
               <w:rPr>
-                <w:rFonts w:ascii="Markazi Text" w:cs="Markazi Text" w:eastAsia="Markazi Text" w:hAnsi="Markazi Text"/>
+                <w:rFonts w:ascii="Arakom" w:cs="Arakom" w:eastAsia="Arakom" w:hAnsi="Arakom"/>
                 <w:b w:val="false"/>
                 <w:bCs w:val="false"/>
                 <w:color w:val="39454F"/>
@@ -10260,7 +10260,7 @@
             </w:pPr>
             <w:r>
               <w:rPr>
-                <w:rFonts w:ascii="Markazi Text" w:cs="Markazi Text" w:eastAsia="Markazi Text" w:hAnsi="Markazi Text"/>
+                <w:rFonts w:ascii="Arakom" w:cs="Arakom" w:eastAsia="Arakom" w:hAnsi="Arakom"/>
                 <w:b w:val="false"/>
                 <w:bCs w:val="false"/>
                 <w:color w:val="111111"/>
@@ -10357,7 +10357,7 @@
             </w:pPr>
             <w:r>
               <w:rPr>
-                <w:rFonts w:ascii="Markazi Text" w:cs="Markazi Text" w:eastAsia="Markazi Text" w:hAnsi="Markazi Text"/>
+                <w:rFonts w:ascii="Arakom" w:cs="Arakom" w:eastAsia="Arakom" w:hAnsi="Arakom"/>
                 <w:b w:val="false"/>
                 <w:bCs w:val="false"/>
                 <w:color w:val="111111"/>
@@ -10454,7 +10454,7 @@
             </w:pPr>
             <w:r>
               <w:rPr>
-                <w:rFonts w:ascii="Markazi Text" w:cs="Markazi Text" w:eastAsia="Markazi Text" w:hAnsi="Markazi Text"/>
+                <w:rFonts w:ascii="Arakom" w:cs="Arakom" w:eastAsia="Arakom" w:hAnsi="Arakom"/>
                 <w:b w:val="false"/>
                 <w:bCs w:val="false"/>
                 <w:color w:val="111111"/>
@@ -10551,7 +10551,7 @@
             </w:pPr>
             <w:r>
               <w:rPr>
-                <w:rFonts w:ascii="Markazi Text" w:cs="Markazi Text" w:eastAsia="Markazi Text" w:hAnsi="Markazi Text"/>
+                <w:rFonts w:ascii="Arakom" w:cs="Arakom" w:eastAsia="Arakom" w:hAnsi="Arakom"/>
                 <w:b w:val="false"/>
                 <w:bCs w:val="false"/>
                 <w:color w:val="111111"/>
@@ -10648,7 +10648,7 @@
             </w:pPr>
             <w:r>
               <w:rPr>
-                <w:rFonts w:ascii="Markazi Text" w:cs="Markazi Text" w:eastAsia="Markazi Text" w:hAnsi="Markazi Text"/>
+                <w:rFonts w:ascii="Arakom" w:cs="Arakom" w:eastAsia="Arakom" w:hAnsi="Arakom"/>
                 <w:b w:val="false"/>
                 <w:bCs w:val="false"/>
                 <w:color w:val="111111"/>
@@ -10745,7 +10745,7 @@
             </w:pPr>
             <w:r>
               <w:rPr>
-                <w:rFonts w:ascii="Markazi Text" w:cs="Markazi Text" w:eastAsia="Markazi Text" w:hAnsi="Markazi Text"/>
+                <w:rFonts w:ascii="Arakom" w:cs="Arakom" w:eastAsia="Arakom" w:hAnsi="Arakom"/>
                 <w:b w:val="false"/>
                 <w:bCs w:val="false"/>
                 <w:color w:val="111111"/>
@@ -10842,7 +10842,7 @@
             </w:pPr>
             <w:r>
               <w:rPr>
-                <w:rFonts w:ascii="Markazi Text" w:cs="Markazi Text" w:eastAsia="Markazi Text" w:hAnsi="Markazi Text"/>
+                <w:rFonts w:ascii="Arakom" w:cs="Arakom" w:eastAsia="Arakom" w:hAnsi="Arakom"/>
                 <w:b w:val="false"/>
                 <w:bCs w:val="false"/>
                 <w:color w:val="111111"/>
@@ -10939,7 +10939,7 @@
             </w:pPr>
             <w:r>
               <w:rPr>
-                <w:rFonts w:ascii="Markazi Text" w:cs="Markazi Text" w:eastAsia="Markazi Text" w:hAnsi="Markazi Text"/>
+                <w:rFonts w:ascii="Arakom" w:cs="Arakom" w:eastAsia="Arakom" w:hAnsi="Arakom"/>
                 <w:b w:val="false"/>
                 <w:bCs w:val="false"/>
                 <w:color w:val="111111"/>
@@ -11036,7 +11036,7 @@
             </w:pPr>
             <w:r>
               <w:rPr>
-                <w:rFonts w:ascii="Markazi Text" w:cs="Markazi Text" w:eastAsia="Markazi Text" w:hAnsi="Markazi Text"/>
+                <w:rFonts w:ascii="Arakom" w:cs="Arakom" w:eastAsia="Arakom" w:hAnsi="Arakom"/>
                 <w:b w:val="false"/>
                 <w:bCs w:val="false"/>
                 <w:color w:val="111111"/>
@@ -11133,7 +11133,7 @@
             </w:pPr>
             <w:r>
               <w:rPr>
-                <w:rFonts w:ascii="Markazi Text" w:cs="Markazi Text" w:eastAsia="Markazi Text" w:hAnsi="Markazi Text"/>
+                <w:rFonts w:ascii="Arakom" w:cs="Arakom" w:eastAsia="Arakom" w:hAnsi="Arakom"/>
                 <w:b w:val="false"/>
                 <w:bCs w:val="false"/>
                 <w:color w:val="111111"/>
@@ -11230,7 +11230,7 @@
             </w:pPr>
             <w:r>
               <w:rPr>
-                <w:rFonts w:ascii="Markazi Text" w:cs="Markazi Text" w:eastAsia="Markazi Text" w:hAnsi="Markazi Text"/>
+                <w:rFonts w:ascii="Arakom" w:cs="Arakom" w:eastAsia="Arakom" w:hAnsi="Arakom"/>
                 <w:b w:val="false"/>
                 <w:bCs w:val="false"/>
                 <w:color w:val="111111"/>
@@ -11327,7 +11327,7 @@
             </w:pPr>
             <w:r>
               <w:rPr>
-                <w:rFonts w:ascii="Markazi Text" w:cs="Markazi Text" w:eastAsia="Markazi Text" w:hAnsi="Markazi Text"/>
+                <w:rFonts w:ascii="Arakom" w:cs="Arakom" w:eastAsia="Arakom" w:hAnsi="Arakom"/>
                 <w:b w:val="false"/>
                 <w:bCs w:val="false"/>
                 <w:color w:val="111111"/>
@@ -11424,7 +11424,7 @@
             </w:pPr>
             <w:r>
               <w:rPr>
-                <w:rFonts w:ascii="Markazi Text" w:cs="Markazi Text" w:eastAsia="Markazi Text" w:hAnsi="Markazi Text"/>
+                <w:rFonts w:ascii="Arakom" w:cs="Arakom" w:eastAsia="Arakom" w:hAnsi="Arakom"/>
                 <w:b w:val="false"/>
                 <w:bCs w:val="false"/>
                 <w:color w:val="111111"/>
@@ -11521,7 +11521,7 @@
             </w:pPr>
             <w:r>
               <w:rPr>
-                <w:rFonts w:ascii="Markazi Text" w:cs="Markazi Text" w:eastAsia="Markazi Text" w:hAnsi="Markazi Text"/>
+                <w:rFonts w:ascii="Arakom" w:cs="Arakom" w:eastAsia="Arakom" w:hAnsi="Arakom"/>
                 <w:b w:val="false"/>
                 <w:bCs w:val="false"/>
                 <w:color w:val="111111"/>
@@ -15068,7 +15068,7 @@
             </w:pPr>
             <w:r>
               <w:rPr>
-                <w:rFonts w:ascii="Markazi Text" w:cs="Markazi Text" w:eastAsia="Markazi Text" w:hAnsi="Markazi Text"/>
+                <w:rFonts w:ascii="Arakom" w:cs="Arakom" w:eastAsia="Arakom" w:hAnsi="Arakom"/>
                 <w:b w:val="false"/>
                 <w:bCs w:val="false"/>
                 <w:color w:val="111111"/>
@@ -15255,7 +15255,7 @@
             </w:pPr>
             <w:r>
               <w:rPr>
-                <w:rFonts w:ascii="Markazi Text" w:cs="Markazi Text" w:eastAsia="Markazi Text" w:hAnsi="Markazi Text"/>
+                <w:rFonts w:ascii="Arakom" w:cs="Arakom" w:eastAsia="Arakom" w:hAnsi="Arakom"/>
                 <w:b w:val="false"/>
                 <w:bCs w:val="false"/>
                 <w:color w:val="111111"/>
@@ -15442,7 +15442,7 @@
             </w:pPr>
             <w:r>
               <w:rPr>
-                <w:rFonts w:ascii="Markazi Text" w:cs="Markazi Text" w:eastAsia="Markazi Text" w:hAnsi="Markazi Text"/>
+                <w:rFonts w:ascii="Arakom" w:cs="Arakom" w:eastAsia="Arakom" w:hAnsi="Arakom"/>
                 <w:b w:val="false"/>
                 <w:bCs w:val="false"/>
                 <w:color w:val="111111"/>
@@ -15629,7 +15629,7 @@
             </w:pPr>
             <w:r>
               <w:rPr>
-                <w:rFonts w:ascii="Markazi Text" w:cs="Markazi Text" w:eastAsia="Markazi Text" w:hAnsi="Markazi Text"/>
+                <w:rFonts w:ascii="Arakom" w:cs="Arakom" w:eastAsia="Arakom" w:hAnsi="Arakom"/>
                 <w:b w:val="false"/>
                 <w:bCs w:val="false"/>
                 <w:color w:val="111111"/>
@@ -15816,7 +15816,7 @@
             </w:pPr>
             <w:r>
               <w:rPr>
-                <w:rFonts w:ascii="Markazi Text" w:cs="Markazi Text" w:eastAsia="Markazi Text" w:hAnsi="Markazi Text"/>
+                <w:rFonts w:ascii="Arakom" w:cs="Arakom" w:eastAsia="Arakom" w:hAnsi="Arakom"/>
                 <w:b w:val="false"/>
                 <w:bCs w:val="false"/>
                 <w:color w:val="111111"/>
@@ -16003,7 +16003,7 @@
             </w:pPr>
             <w:r>
               <w:rPr>
-                <w:rFonts w:ascii="Markazi Text" w:cs="Markazi Text" w:eastAsia="Markazi Text" w:hAnsi="Markazi Text"/>
+                <w:rFonts w:ascii="Arakom" w:cs="Arakom" w:eastAsia="Arakom" w:hAnsi="Arakom"/>
                 <w:b w:val="false"/>
                 <w:bCs w:val="false"/>
                 <w:color w:val="111111"/>
@@ -16430,7 +16430,7 @@
             </w:pPr>
             <w:r>
               <w:rPr>
-                <w:rFonts w:ascii="Markazi Text" w:cs="Markazi Text" w:eastAsia="Markazi Text" w:hAnsi="Markazi Text"/>
+                <w:rFonts w:ascii="Arakom" w:cs="Arakom" w:eastAsia="Arakom" w:hAnsi="Arakom"/>
                 <w:b w:val="false"/>
                 <w:bCs w:val="false"/>
                 <w:color w:val="111111"/>
@@ -16617,7 +16617,7 @@
             </w:pPr>
             <w:r>
               <w:rPr>
-                <w:rFonts w:ascii="Markazi Text" w:cs="Markazi Text" w:eastAsia="Markazi Text" w:hAnsi="Markazi Text"/>
+                <w:rFonts w:ascii="Arakom" w:cs="Arakom" w:eastAsia="Arakom" w:hAnsi="Arakom"/>
                 <w:b w:val="false"/>
                 <w:bCs w:val="false"/>
                 <w:color w:val="111111"/>
@@ -16804,7 +16804,7 @@
             </w:pPr>
             <w:r>
               <w:rPr>
-                <w:rFonts w:ascii="Markazi Text" w:cs="Markazi Text" w:eastAsia="Markazi Text" w:hAnsi="Markazi Text"/>
+                <w:rFonts w:ascii="Arakom" w:cs="Arakom" w:eastAsia="Arakom" w:hAnsi="Arakom"/>
                 <w:b w:val="false"/>
                 <w:bCs w:val="false"/>
                 <w:color w:val="111111"/>
@@ -16991,7 +16991,7 @@
             </w:pPr>
             <w:r>
               <w:rPr>
-                <w:rFonts w:ascii="Markazi Text" w:cs="Markazi Text" w:eastAsia="Markazi Text" w:hAnsi="Markazi Text"/>
+                <w:rFonts w:ascii="Arakom" w:cs="Arakom" w:eastAsia="Arakom" w:hAnsi="Arakom"/>
                 <w:b w:val="false"/>
                 <w:bCs w:val="false"/>
                 <w:color w:val="111111"/>
@@ -17178,7 +17178,7 @@
             </w:pPr>
             <w:r>
               <w:rPr>
-                <w:rFonts w:ascii="Markazi Text" w:cs="Markazi Text" w:eastAsia="Markazi Text" w:hAnsi="Markazi Text"/>
+                <w:rFonts w:ascii="Arakom" w:cs="Arakom" w:eastAsia="Arakom" w:hAnsi="Arakom"/>
                 <w:b w:val="false"/>
                 <w:bCs w:val="false"/>
                 <w:color w:val="111111"/>
@@ -17365,7 +17365,7 @@
             </w:pPr>
             <w:r>
               <w:rPr>
-                <w:rFonts w:ascii="Markazi Text" w:cs="Markazi Text" w:eastAsia="Markazi Text" w:hAnsi="Markazi Text"/>
+                <w:rFonts w:ascii="Arakom" w:cs="Arakom" w:eastAsia="Arakom" w:hAnsi="Arakom"/>
                 <w:b w:val="false"/>
                 <w:bCs w:val="false"/>
                 <w:color w:val="111111"/>
@@ -17792,7 +17792,7 @@
             </w:pPr>
             <w:r>
               <w:rPr>
-                <w:rFonts w:ascii="Markazi Text" w:cs="Markazi Text" w:eastAsia="Markazi Text" w:hAnsi="Markazi Text"/>
+                <w:rFonts w:ascii="Arakom" w:cs="Arakom" w:eastAsia="Arakom" w:hAnsi="Arakom"/>
                 <w:b w:val="false"/>
                 <w:bCs w:val="false"/>
                 <w:color w:val="111111"/>
@@ -17979,7 +17979,7 @@
             </w:pPr>
             <w:r>
               <w:rPr>
-                <w:rFonts w:ascii="Markazi Text" w:cs="Markazi Text" w:eastAsia="Markazi Text" w:hAnsi="Markazi Text"/>
+                <w:rFonts w:ascii="Arakom" w:cs="Arakom" w:eastAsia="Arakom" w:hAnsi="Arakom"/>
                 <w:b w:val="false"/>
                 <w:bCs w:val="false"/>
                 <w:color w:val="111111"/>
@@ -18166,7 +18166,7 @@
             </w:pPr>
             <w:r>
               <w:rPr>
-                <w:rFonts w:ascii="Markazi Text" w:cs="Markazi Text" w:eastAsia="Markazi Text" w:hAnsi="Markazi Text"/>
+                <w:rFonts w:ascii="Arakom" w:cs="Arakom" w:eastAsia="Arakom" w:hAnsi="Arakom"/>
                 <w:b w:val="false"/>
                 <w:bCs w:val="false"/>
                 <w:color w:val="111111"/>
@@ -18353,7 +18353,7 @@
             </w:pPr>
             <w:r>
               <w:rPr>
-                <w:rFonts w:ascii="Markazi Text" w:cs="Markazi Text" w:eastAsia="Markazi Text" w:hAnsi="Markazi Text"/>
+                <w:rFonts w:ascii="Arakom" w:cs="Arakom" w:eastAsia="Arakom" w:hAnsi="Arakom"/>
                 <w:b w:val="false"/>
                 <w:bCs w:val="false"/>
                 <w:color w:val="111111"/>
@@ -18540,7 +18540,7 @@
             </w:pPr>
             <w:r>
               <w:rPr>
-                <w:rFonts w:ascii="Markazi Text" w:cs="Markazi Text" w:eastAsia="Markazi Text" w:hAnsi="Markazi Text"/>
+                <w:rFonts w:ascii="Arakom" w:cs="Arakom" w:eastAsia="Arakom" w:hAnsi="Arakom"/>
                 <w:b w:val="false"/>
                 <w:bCs w:val="false"/>
                 <w:color w:val="111111"/>
@@ -18727,7 +18727,7 @@
             </w:pPr>
             <w:r>
               <w:rPr>
-                <w:rFonts w:ascii="Markazi Text" w:cs="Markazi Text" w:eastAsia="Markazi Text" w:hAnsi="Markazi Text"/>
+                <w:rFonts w:ascii="Arakom" w:cs="Arakom" w:eastAsia="Arakom" w:hAnsi="Arakom"/>
                 <w:b w:val="false"/>
                 <w:bCs w:val="false"/>
                 <w:color w:val="111111"/>
@@ -19159,7 +19159,7 @@
             </w:pPr>
             <w:r>
               <w:rPr>
-                <w:rFonts w:ascii="Markazi Text" w:cs="Markazi Text" w:eastAsia="Markazi Text" w:hAnsi="Markazi Text"/>
+                <w:rFonts w:ascii="Arakom" w:cs="Arakom" w:eastAsia="Arakom" w:hAnsi="Arakom"/>
                 <w:b w:val="false"/>
                 <w:bCs w:val="false"/>
                 <w:color w:val="111111"/>
@@ -19346,7 +19346,7 @@
             </w:pPr>
             <w:r>
               <w:rPr>
-                <w:rFonts w:ascii="Markazi Text" w:cs="Markazi Text" w:eastAsia="Markazi Text" w:hAnsi="Markazi Text"/>
+                <w:rFonts w:ascii="Arakom" w:cs="Arakom" w:eastAsia="Arakom" w:hAnsi="Arakom"/>
                 <w:b w:val="false"/>
                 <w:bCs w:val="false"/>
                 <w:color w:val="111111"/>
@@ -19533,7 +19533,7 @@
             </w:pPr>
             <w:r>
               <w:rPr>
-                <w:rFonts w:ascii="Markazi Text" w:cs="Markazi Text" w:eastAsia="Markazi Text" w:hAnsi="Markazi Text"/>
+                <w:rFonts w:ascii="Arakom" w:cs="Arakom" w:eastAsia="Arakom" w:hAnsi="Arakom"/>
                 <w:b w:val="false"/>
                 <w:bCs w:val="false"/>
                 <w:color w:val="111111"/>
@@ -19720,7 +19720,7 @@
             </w:pPr>
             <w:r>
               <w:rPr>
-                <w:rFonts w:ascii="Markazi Text" w:cs="Markazi Text" w:eastAsia="Markazi Text" w:hAnsi="Markazi Text"/>
+                <w:rFonts w:ascii="Arakom" w:cs="Arakom" w:eastAsia="Arakom" w:hAnsi="Arakom"/>
                 <w:b w:val="false"/>
                 <w:bCs w:val="false"/>
                 <w:color w:val="111111"/>
@@ -19907,7 +19907,7 @@
             </w:pPr>
             <w:r>
               <w:rPr>
-                <w:rFonts w:ascii="Markazi Text" w:cs="Markazi Text" w:eastAsia="Markazi Text" w:hAnsi="Markazi Text"/>
+                <w:rFonts w:ascii="Arakom" w:cs="Arakom" w:eastAsia="Arakom" w:hAnsi="Arakom"/>
                 <w:b w:val="false"/>
                 <w:bCs w:val="false"/>
                 <w:color w:val="111111"/>
@@ -20094,7 +20094,7 @@
             </w:pPr>
             <w:r>
               <w:rPr>
-                <w:rFonts w:ascii="Markazi Text" w:cs="Markazi Text" w:eastAsia="Markazi Text" w:hAnsi="Markazi Text"/>
+                <w:rFonts w:ascii="Arakom" w:cs="Arakom" w:eastAsia="Arakom" w:hAnsi="Arakom"/>
                 <w:b w:val="false"/>
                 <w:bCs w:val="false"/>
                 <w:color w:val="111111"/>
@@ -20521,7 +20521,7 @@
             </w:pPr>
             <w:r>
               <w:rPr>
-                <w:rFonts w:ascii="Markazi Text" w:cs="Markazi Text" w:eastAsia="Markazi Text" w:hAnsi="Markazi Text"/>
+                <w:rFonts w:ascii="Arakom" w:cs="Arakom" w:eastAsia="Arakom" w:hAnsi="Arakom"/>
                 <w:b w:val="false"/>
                 <w:bCs w:val="false"/>
                 <w:color w:val="111111"/>
@@ -20708,7 +20708,7 @@
             </w:pPr>
             <w:r>
               <w:rPr>
-                <w:rFonts w:ascii="Markazi Text" w:cs="Markazi Text" w:eastAsia="Markazi Text" w:hAnsi="Markazi Text"/>
+                <w:rFonts w:ascii="Arakom" w:cs="Arakom" w:eastAsia="Arakom" w:hAnsi="Arakom"/>
                 <w:b w:val="false"/>
                 <w:bCs w:val="false"/>
                 <w:color w:val="111111"/>
@@ -20895,7 +20895,7 @@
             </w:pPr>
             <w:r>
               <w:rPr>
-                <w:rFonts w:ascii="Markazi Text" w:cs="Markazi Text" w:eastAsia="Markazi Text" w:hAnsi="Markazi Text"/>
+                <w:rFonts w:ascii="Arakom" w:cs="Arakom" w:eastAsia="Arakom" w:hAnsi="Arakom"/>
                 <w:b w:val="false"/>
                 <w:bCs w:val="false"/>
                 <w:color w:val="111111"/>
@@ -21082,7 +21082,7 @@
             </w:pPr>
             <w:r>
               <w:rPr>
-                <w:rFonts w:ascii="Markazi Text" w:cs="Markazi Text" w:eastAsia="Markazi Text" w:hAnsi="Markazi Text"/>
+                <w:rFonts w:ascii="Arakom" w:cs="Arakom" w:eastAsia="Arakom" w:hAnsi="Arakom"/>
                 <w:b w:val="false"/>
                 <w:bCs w:val="false"/>
                 <w:color w:val="111111"/>
@@ -21269,7 +21269,7 @@
             </w:pPr>
             <w:r>
               <w:rPr>
-                <w:rFonts w:ascii="Markazi Text" w:cs="Markazi Text" w:eastAsia="Markazi Text" w:hAnsi="Markazi Text"/>
+                <w:rFonts w:ascii="Arakom" w:cs="Arakom" w:eastAsia="Arakom" w:hAnsi="Arakom"/>
                 <w:b w:val="false"/>
                 <w:bCs w:val="false"/>
                 <w:color w:val="111111"/>
@@ -21456,7 +21456,7 @@
             </w:pPr>
             <w:r>
               <w:rPr>
-                <w:rFonts w:ascii="Markazi Text" w:cs="Markazi Text" w:eastAsia="Markazi Text" w:hAnsi="Markazi Text"/>
+                <w:rFonts w:ascii="Arakom" w:cs="Arakom" w:eastAsia="Arakom" w:hAnsi="Arakom"/>
                 <w:b w:val="false"/>
                 <w:bCs w:val="false"/>
                 <w:color w:val="111111"/>
@@ -21883,7 +21883,7 @@
             </w:pPr>
             <w:r>
               <w:rPr>
-                <w:rFonts w:ascii="Markazi Text" w:cs="Markazi Text" w:eastAsia="Markazi Text" w:hAnsi="Markazi Text"/>
+                <w:rFonts w:ascii="Arakom" w:cs="Arakom" w:eastAsia="Arakom" w:hAnsi="Arakom"/>
                 <w:b w:val="false"/>
                 <w:bCs w:val="false"/>
                 <w:color w:val="111111"/>
@@ -22070,7 +22070,7 @@
             </w:pPr>
             <w:r>
               <w:rPr>
-                <w:rFonts w:ascii="Markazi Text" w:cs="Markazi Text" w:eastAsia="Markazi Text" w:hAnsi="Markazi Text"/>
+                <w:rFonts w:ascii="Arakom" w:cs="Arakom" w:eastAsia="Arakom" w:hAnsi="Arakom"/>
                 <w:b w:val="false"/>
                 <w:bCs w:val="false"/>
                 <w:color w:val="111111"/>
@@ -22257,7 +22257,7 @@
             </w:pPr>
             <w:r>
               <w:rPr>
-                <w:rFonts w:ascii="Markazi Text" w:cs="Markazi Text" w:eastAsia="Markazi Text" w:hAnsi="Markazi Text"/>
+                <w:rFonts w:ascii="Arakom" w:cs="Arakom" w:eastAsia="Arakom" w:hAnsi="Arakom"/>
                 <w:b w:val="false"/>
                 <w:bCs w:val="false"/>
                 <w:color w:val="111111"/>
@@ -22444,7 +22444,7 @@
             </w:pPr>
             <w:r>
               <w:rPr>
-                <w:rFonts w:ascii="Markazi Text" w:cs="Markazi Text" w:eastAsia="Markazi Text" w:hAnsi="Markazi Text"/>
+                <w:rFonts w:ascii="Arakom" w:cs="Arakom" w:eastAsia="Arakom" w:hAnsi="Arakom"/>
                 <w:b w:val="false"/>
                 <w:bCs w:val="false"/>
                 <w:color w:val="111111"/>
@@ -22631,7 +22631,7 @@
             </w:pPr>
             <w:r>
               <w:rPr>
-                <w:rFonts w:ascii="Markazi Text" w:cs="Markazi Text" w:eastAsia="Markazi Text" w:hAnsi="Markazi Text"/>
+                <w:rFonts w:ascii="Arakom" w:cs="Arakom" w:eastAsia="Arakom" w:hAnsi="Arakom"/>
                 <w:b w:val="false"/>
                 <w:bCs w:val="false"/>
                 <w:color w:val="111111"/>
@@ -22818,7 +22818,7 @@
             </w:pPr>
             <w:r>
               <w:rPr>
-                <w:rFonts w:ascii="Markazi Text" w:cs="Markazi Text" w:eastAsia="Markazi Text" w:hAnsi="Markazi Text"/>
+                <w:rFonts w:ascii="Arakom" w:cs="Arakom" w:eastAsia="Arakom" w:hAnsi="Arakom"/>
                 <w:b w:val="false"/>
                 <w:bCs w:val="false"/>
                 <w:color w:val="111111"/>
